--- a/Course_documentation.docx
+++ b/Course_documentation.docx
@@ -152,8 +152,9 @@
           <w:u w:val="single"/>
           <w:lang w:val="en-US"/>
         </w:rPr>
-        <w:t xml:space="preserve">=========    </w:t>
-      </w:r>
+        <w:t>========</w:t>
+      </w:r>
+      <w:proofErr w:type="gramStart"/>
       <w:r>
         <w:rPr>
           <w:b/>
@@ -164,7 +165,7 @@
           <w:u w:val="single"/>
           <w:lang w:val="en-US"/>
         </w:rPr>
-        <w:t xml:space="preserve">Section 1 </w:t>
+        <w:t xml:space="preserve">=  </w:t>
       </w:r>
       <w:r>
         <w:rPr>
@@ -176,9 +177,9 @@
           <w:u w:val="single"/>
           <w:lang w:val="en-US"/>
         </w:rPr>
-        <w:t>(</w:t>
-      </w:r>
-      <w:proofErr w:type="gramStart"/>
+        <w:t>Section</w:t>
+      </w:r>
+      <w:proofErr w:type="gramEnd"/>
       <w:r>
         <w:rPr>
           <w:b/>
@@ -189,7 +190,7 @@
           <w:u w:val="single"/>
           <w:lang w:val="en-US"/>
         </w:rPr>
-        <w:t>Introduction)</w:t>
+        <w:t xml:space="preserve"> 1 </w:t>
       </w:r>
       <w:r>
         <w:rPr>
@@ -201,9 +202,32 @@
           <w:u w:val="single"/>
           <w:lang w:val="en-US"/>
         </w:rPr>
-        <w:t xml:space="preserve">  =</w:t>
-      </w:r>
-      <w:proofErr w:type="gramEnd"/>
+        <w:t>(</w:t>
+      </w:r>
+      <w:r>
+        <w:rPr>
+          <w:b/>
+          <w:bCs/>
+          <w:color w:val="00B050"/>
+          <w:sz w:val="20"/>
+          <w:szCs w:val="20"/>
+          <w:u w:val="single"/>
+          <w:lang w:val="en-US"/>
+        </w:rPr>
+        <w:t>Introduction)</w:t>
+      </w:r>
+      <w:r>
+        <w:rPr>
+          <w:b/>
+          <w:bCs/>
+          <w:color w:val="00B050"/>
+          <w:sz w:val="20"/>
+          <w:szCs w:val="20"/>
+          <w:u w:val="single"/>
+          <w:lang w:val="en-US"/>
+        </w:rPr>
+        <w:t xml:space="preserve"> =</w:t>
+      </w:r>
       <w:r>
         <w:rPr>
           <w:b/>
@@ -3631,6 +3655,67 @@
       <w:pPr>
         <w:rPr>
           <w:rFonts w:ascii="Roboto" w:eastAsia="Times New Roman" w:hAnsi="Roboto" w:cs="Times New Roman"/>
+          <w:color w:val="000000" w:themeColor="text1"/>
+          <w:kern w:val="0"/>
+          <w:sz w:val="16"/>
+          <w:szCs w:val="16"/>
+          <w:lang w:eastAsia="en-GB"/>
+          <w14:ligatures w14:val="none"/>
+        </w:rPr>
+      </w:pPr>
+      <w:r>
+        <w:rPr>
+          <w:rFonts w:ascii="Roboto" w:eastAsia="Times New Roman" w:hAnsi="Roboto" w:cs="Times New Roman"/>
+          <w:color w:val="000000" w:themeColor="text1"/>
+          <w:kern w:val="0"/>
+          <w:sz w:val="16"/>
+          <w:szCs w:val="16"/>
+          <w:lang w:eastAsia="en-GB"/>
+          <w14:ligatures w14:val="none"/>
+        </w:rPr>
+        <w:t xml:space="preserve">Please go through this video </w:t>
+      </w:r>
+      <w:r>
+        <w:rPr>
+          <w:rFonts w:ascii="Roboto" w:eastAsia="Times New Roman" w:hAnsi="Roboto" w:cs="Times New Roman"/>
+          <w:color w:val="000000" w:themeColor="text1"/>
+          <w:kern w:val="0"/>
+          <w:sz w:val="16"/>
+          <w:szCs w:val="16"/>
+          <w:lang w:eastAsia="en-GB"/>
+          <w14:ligatures w14:val="none"/>
+        </w:rPr>
+        <w:t xml:space="preserve">over and over again </w:t>
+      </w:r>
+      <w:r>
+        <w:rPr>
+          <w:rFonts w:ascii="Roboto" w:eastAsia="Times New Roman" w:hAnsi="Roboto" w:cs="Times New Roman"/>
+          <w:color w:val="000000" w:themeColor="text1"/>
+          <w:kern w:val="0"/>
+          <w:sz w:val="16"/>
+          <w:szCs w:val="16"/>
+          <w:lang w:eastAsia="en-GB"/>
+          <w14:ligatures w14:val="none"/>
+        </w:rPr>
+        <w:t>as this is conceptual based.</w:t>
+      </w:r>
+      <w:r>
+        <w:rPr>
+          <w:rFonts w:ascii="Roboto" w:eastAsia="Times New Roman" w:hAnsi="Roboto" w:cs="Times New Roman"/>
+          <w:color w:val="000000" w:themeColor="text1"/>
+          <w:kern w:val="0"/>
+          <w:sz w:val="16"/>
+          <w:szCs w:val="16"/>
+          <w:lang w:eastAsia="en-GB"/>
+          <w14:ligatures w14:val="none"/>
+        </w:rPr>
+        <w:tab/>
+      </w:r>
+    </w:p>
+    <w:p>
+      <w:pPr>
+        <w:rPr>
+          <w:rFonts w:ascii="Roboto" w:eastAsia="Times New Roman" w:hAnsi="Roboto" w:cs="Times New Roman"/>
           <w:b/>
           <w:bCs/>
           <w:color w:val="BF4E14" w:themeColor="accent2" w:themeShade="BF"/>
@@ -3710,7 +3795,9 @@
           <w14:ligatures w14:val="none"/>
         </w:rPr>
       </w:pPr>
-      <w:r>
+    </w:p>
+    <w:p>
+      <w:pPr>
         <w:rPr>
           <w:rFonts w:ascii="Roboto" w:eastAsia="Times New Roman" w:hAnsi="Roboto" w:cs="Times New Roman"/>
           <w:b/>
@@ -3722,7 +3809,64 @@
           <w:lang w:eastAsia="en-GB"/>
           <w14:ligatures w14:val="none"/>
         </w:rPr>
-        <w:t>2:58</w:t>
+      </w:pPr>
+      <w:r>
+        <w:rPr>
+          <w:rFonts w:ascii="Roboto" w:eastAsia="Times New Roman" w:hAnsi="Roboto" w:cs="Times New Roman"/>
+          <w:b/>
+          <w:bCs/>
+          <w:color w:val="BF4E14" w:themeColor="accent2" w:themeShade="BF"/>
+          <w:kern w:val="0"/>
+          <w:sz w:val="16"/>
+          <w:szCs w:val="16"/>
+          <w:lang w:eastAsia="en-GB"/>
+          <w14:ligatures w14:val="none"/>
+        </w:rPr>
+        <w:t>11. Concatenation Operators</w:t>
+      </w:r>
+    </w:p>
+    <w:p>
+      <w:pPr>
+        <w:rPr>
+          <w:rFonts w:ascii="Roboto" w:eastAsia="Times New Roman" w:hAnsi="Roboto" w:cs="Times New Roman"/>
+          <w:b/>
+          <w:bCs/>
+          <w:color w:val="BF4E14" w:themeColor="accent2" w:themeShade="BF"/>
+          <w:kern w:val="0"/>
+          <w:sz w:val="16"/>
+          <w:szCs w:val="16"/>
+          <w:lang w:eastAsia="en-GB"/>
+          <w14:ligatures w14:val="none"/>
+        </w:rPr>
+      </w:pPr>
+    </w:p>
+    <w:p>
+      <w:pPr>
+        <w:rPr>
+          <w:rFonts w:ascii="Roboto" w:eastAsia="Times New Roman" w:hAnsi="Roboto" w:cs="Times New Roman"/>
+          <w:b/>
+          <w:bCs/>
+          <w:color w:val="BF4E14" w:themeColor="accent2" w:themeShade="BF"/>
+          <w:kern w:val="0"/>
+          <w:sz w:val="16"/>
+          <w:szCs w:val="16"/>
+          <w:lang w:eastAsia="en-GB"/>
+          <w14:ligatures w14:val="none"/>
+        </w:rPr>
+      </w:pPr>
+      <w:r>
+        <w:rPr>
+          <w:rFonts w:ascii="Roboto" w:eastAsia="Times New Roman" w:hAnsi="Roboto" w:cs="Times New Roman"/>
+          <w:b/>
+          <w:bCs/>
+          <w:color w:val="BF4E14" w:themeColor="accent2" w:themeShade="BF"/>
+          <w:kern w:val="0"/>
+          <w:sz w:val="16"/>
+          <w:szCs w:val="16"/>
+          <w:lang w:eastAsia="en-GB"/>
+          <w14:ligatures w14:val="none"/>
+        </w:rPr>
+        <w:t>12. Functions</w:t>
       </w:r>
     </w:p>
     <w:sectPr>

--- a/Course_documentation.docx
+++ b/Course_documentation.docx
@@ -3867,6 +3867,284 @@
           <w14:ligatures w14:val="none"/>
         </w:rPr>
         <w:t>12. Functions</w:t>
+      </w:r>
+    </w:p>
+    <w:p>
+      <w:pPr>
+        <w:rPr>
+          <w:rFonts w:ascii="Roboto" w:eastAsia="Times New Roman" w:hAnsi="Roboto" w:cs="Times New Roman"/>
+          <w:b/>
+          <w:bCs/>
+          <w:color w:val="BF4E14" w:themeColor="accent2" w:themeShade="BF"/>
+          <w:kern w:val="0"/>
+          <w:sz w:val="16"/>
+          <w:szCs w:val="16"/>
+          <w:lang w:eastAsia="en-GB"/>
+          <w14:ligatures w14:val="none"/>
+        </w:rPr>
+      </w:pPr>
+    </w:p>
+    <w:p>
+      <w:pPr>
+        <w:rPr>
+          <w:rFonts w:ascii="Roboto" w:eastAsia="Times New Roman" w:hAnsi="Roboto" w:cs="Times New Roman"/>
+          <w:b/>
+          <w:bCs/>
+          <w:color w:val="BF4E14" w:themeColor="accent2" w:themeShade="BF"/>
+          <w:kern w:val="0"/>
+          <w:sz w:val="16"/>
+          <w:szCs w:val="16"/>
+          <w:lang w:eastAsia="en-GB"/>
+          <w14:ligatures w14:val="none"/>
+        </w:rPr>
+      </w:pPr>
+      <w:r>
+        <w:rPr>
+          <w:rFonts w:ascii="Roboto" w:eastAsia="Times New Roman" w:hAnsi="Roboto" w:cs="Times New Roman"/>
+          <w:b/>
+          <w:bCs/>
+          <w:color w:val="BF4E14" w:themeColor="accent2" w:themeShade="BF"/>
+          <w:kern w:val="0"/>
+          <w:sz w:val="16"/>
+          <w:szCs w:val="16"/>
+          <w:lang w:eastAsia="en-GB"/>
+          <w14:ligatures w14:val="none"/>
+        </w:rPr>
+        <w:t>13. Arrow Functions and Function Overloading</w:t>
+      </w:r>
+    </w:p>
+    <w:p>
+      <w:pPr>
+        <w:rPr>
+          <w:rFonts w:ascii="Roboto" w:eastAsia="Times New Roman" w:hAnsi="Roboto" w:cs="Times New Roman"/>
+          <w:b/>
+          <w:bCs/>
+          <w:color w:val="BF4E14" w:themeColor="accent2" w:themeShade="BF"/>
+          <w:kern w:val="0"/>
+          <w:sz w:val="16"/>
+          <w:szCs w:val="16"/>
+          <w:lang w:eastAsia="en-GB"/>
+          <w14:ligatures w14:val="none"/>
+        </w:rPr>
+      </w:pPr>
+    </w:p>
+    <w:p>
+      <w:pPr>
+        <w:rPr>
+          <w:rFonts w:ascii="Roboto" w:eastAsia="Times New Roman" w:hAnsi="Roboto" w:cs="Times New Roman"/>
+          <w:b/>
+          <w:bCs/>
+          <w:color w:val="BF4E14" w:themeColor="accent2" w:themeShade="BF"/>
+          <w:kern w:val="0"/>
+          <w:sz w:val="16"/>
+          <w:szCs w:val="16"/>
+          <w:lang w:eastAsia="en-GB"/>
+          <w14:ligatures w14:val="none"/>
+        </w:rPr>
+      </w:pPr>
+      <w:r>
+        <w:rPr>
+          <w:rFonts w:ascii="Roboto" w:eastAsia="Times New Roman" w:hAnsi="Roboto" w:cs="Times New Roman"/>
+          <w:b/>
+          <w:bCs/>
+          <w:color w:val="BF4E14" w:themeColor="accent2" w:themeShade="BF"/>
+          <w:kern w:val="0"/>
+          <w:sz w:val="16"/>
+          <w:szCs w:val="16"/>
+          <w:lang w:eastAsia="en-GB"/>
+          <w14:ligatures w14:val="none"/>
+        </w:rPr>
+        <w:t xml:space="preserve">14. Control Flow statements - </w:t>
+      </w:r>
+      <w:proofErr w:type="spellStart"/>
+      <w:r>
+        <w:rPr>
+          <w:rFonts w:ascii="Roboto" w:eastAsia="Times New Roman" w:hAnsi="Roboto" w:cs="Times New Roman"/>
+          <w:b/>
+          <w:bCs/>
+          <w:color w:val="BF4E14" w:themeColor="accent2" w:themeShade="BF"/>
+          <w:kern w:val="0"/>
+          <w:sz w:val="16"/>
+          <w:szCs w:val="16"/>
+          <w:lang w:eastAsia="en-GB"/>
+          <w14:ligatures w14:val="none"/>
+        </w:rPr>
+        <w:t>IfElse</w:t>
+      </w:r>
+      <w:proofErr w:type="spellEnd"/>
+      <w:r>
+        <w:rPr>
+          <w:rFonts w:ascii="Roboto" w:eastAsia="Times New Roman" w:hAnsi="Roboto" w:cs="Times New Roman"/>
+          <w:b/>
+          <w:bCs/>
+          <w:color w:val="BF4E14" w:themeColor="accent2" w:themeShade="BF"/>
+          <w:kern w:val="0"/>
+          <w:sz w:val="16"/>
+          <w:szCs w:val="16"/>
+          <w:lang w:eastAsia="en-GB"/>
+          <w14:ligatures w14:val="none"/>
+        </w:rPr>
+        <w:t xml:space="preserve">, </w:t>
+      </w:r>
+      <w:proofErr w:type="spellStart"/>
+      <w:r>
+        <w:rPr>
+          <w:rFonts w:ascii="Roboto" w:eastAsia="Times New Roman" w:hAnsi="Roboto" w:cs="Times New Roman"/>
+          <w:b/>
+          <w:bCs/>
+          <w:color w:val="BF4E14" w:themeColor="accent2" w:themeShade="BF"/>
+          <w:kern w:val="0"/>
+          <w:sz w:val="16"/>
+          <w:szCs w:val="16"/>
+          <w:lang w:eastAsia="en-GB"/>
+          <w14:ligatures w14:val="none"/>
+        </w:rPr>
+        <w:t>SwitchCase</w:t>
+      </w:r>
+      <w:proofErr w:type="spellEnd"/>
+      <w:r>
+        <w:rPr>
+          <w:rFonts w:ascii="Roboto" w:eastAsia="Times New Roman" w:hAnsi="Roboto" w:cs="Times New Roman"/>
+          <w:b/>
+          <w:bCs/>
+          <w:color w:val="BF4E14" w:themeColor="accent2" w:themeShade="BF"/>
+          <w:kern w:val="0"/>
+          <w:sz w:val="16"/>
+          <w:szCs w:val="16"/>
+          <w:lang w:eastAsia="en-GB"/>
+          <w14:ligatures w14:val="none"/>
+        </w:rPr>
+        <w:t xml:space="preserve"> </w:t>
+      </w:r>
+    </w:p>
+    <w:p>
+      <w:pPr>
+        <w:rPr>
+          <w:rFonts w:ascii="Roboto" w:eastAsia="Times New Roman" w:hAnsi="Roboto" w:cs="Times New Roman"/>
+          <w:b/>
+          <w:bCs/>
+          <w:color w:val="BF4E14" w:themeColor="accent2" w:themeShade="BF"/>
+          <w:kern w:val="0"/>
+          <w:sz w:val="16"/>
+          <w:szCs w:val="16"/>
+          <w:lang w:eastAsia="en-GB"/>
+          <w14:ligatures w14:val="none"/>
+        </w:rPr>
+      </w:pPr>
+    </w:p>
+    <w:p>
+      <w:pPr>
+        <w:rPr>
+          <w:rFonts w:ascii="Roboto" w:eastAsia="Times New Roman" w:hAnsi="Roboto" w:cs="Times New Roman"/>
+          <w:b/>
+          <w:bCs/>
+          <w:color w:val="BF4E14" w:themeColor="accent2" w:themeShade="BF"/>
+          <w:kern w:val="0"/>
+          <w:sz w:val="16"/>
+          <w:szCs w:val="16"/>
+          <w:lang w:eastAsia="en-GB"/>
+          <w14:ligatures w14:val="none"/>
+        </w:rPr>
+      </w:pPr>
+      <w:r>
+        <w:rPr>
+          <w:rFonts w:ascii="Roboto" w:eastAsia="Times New Roman" w:hAnsi="Roboto" w:cs="Times New Roman"/>
+          <w:b/>
+          <w:bCs/>
+          <w:color w:val="BF4E14" w:themeColor="accent2" w:themeShade="BF"/>
+          <w:kern w:val="0"/>
+          <w:sz w:val="16"/>
+          <w:szCs w:val="16"/>
+          <w:lang w:eastAsia="en-GB"/>
+          <w14:ligatures w14:val="none"/>
+        </w:rPr>
+        <w:t>15. Loops</w:t>
+      </w:r>
+    </w:p>
+    <w:p>
+      <w:pPr>
+        <w:rPr>
+          <w:rFonts w:ascii="Roboto" w:eastAsia="Times New Roman" w:hAnsi="Roboto" w:cs="Times New Roman"/>
+          <w:b/>
+          <w:bCs/>
+          <w:color w:val="BF4E14" w:themeColor="accent2" w:themeShade="BF"/>
+          <w:kern w:val="0"/>
+          <w:sz w:val="16"/>
+          <w:szCs w:val="16"/>
+          <w:lang w:eastAsia="en-GB"/>
+          <w14:ligatures w14:val="none"/>
+        </w:rPr>
+      </w:pPr>
+    </w:p>
+    <w:p>
+      <w:pPr>
+        <w:rPr>
+          <w:rFonts w:ascii="Roboto" w:eastAsia="Times New Roman" w:hAnsi="Roboto" w:cs="Times New Roman"/>
+          <w:b/>
+          <w:bCs/>
+          <w:color w:val="BF4E14" w:themeColor="accent2" w:themeShade="BF"/>
+          <w:kern w:val="0"/>
+          <w:sz w:val="16"/>
+          <w:szCs w:val="16"/>
+          <w:lang w:eastAsia="en-GB"/>
+          <w14:ligatures w14:val="none"/>
+        </w:rPr>
+      </w:pPr>
+      <w:r>
+        <w:rPr>
+          <w:rFonts w:ascii="Roboto" w:eastAsia="Times New Roman" w:hAnsi="Roboto" w:cs="Times New Roman"/>
+          <w:b/>
+          <w:bCs/>
+          <w:color w:val="BF4E14" w:themeColor="accent2" w:themeShade="BF"/>
+          <w:kern w:val="0"/>
+          <w:sz w:val="16"/>
+          <w:szCs w:val="16"/>
+          <w:lang w:eastAsia="en-GB"/>
+          <w14:ligatures w14:val="none"/>
+        </w:rPr>
+        <w:t>16. Arrays</w:t>
+      </w:r>
+      <w:r>
+        <w:rPr>
+          <w:rFonts w:ascii="Roboto" w:eastAsia="Times New Roman" w:hAnsi="Roboto" w:cs="Times New Roman"/>
+          <w:b/>
+          <w:bCs/>
+          <w:color w:val="BF4E14" w:themeColor="accent2" w:themeShade="BF"/>
+          <w:kern w:val="0"/>
+          <w:sz w:val="16"/>
+          <w:szCs w:val="16"/>
+          <w:lang w:eastAsia="en-GB"/>
+          <w14:ligatures w14:val="none"/>
+        </w:rPr>
+        <w:t xml:space="preserve">. </w:t>
+      </w:r>
+      <w:r>
+        <w:rPr>
+          <w:rFonts w:ascii="Roboto" w:eastAsia="Times New Roman" w:hAnsi="Roboto" w:cs="Times New Roman"/>
+          <w:b/>
+          <w:bCs/>
+          <w:color w:val="BF4E14" w:themeColor="accent2" w:themeShade="BF"/>
+          <w:kern w:val="0"/>
+          <w:sz w:val="16"/>
+          <w:szCs w:val="16"/>
+          <w:lang w:eastAsia="en-GB"/>
+          <w14:ligatures w14:val="none"/>
+        </w:rPr>
+        <w:sym w:font="Wingdings" w:char="F0E8"/>
+      </w:r>
+      <w:r>
+        <w:rPr>
+          <w:rFonts w:ascii="Roboto" w:eastAsia="Times New Roman" w:hAnsi="Roboto" w:cs="Times New Roman"/>
+          <w:b/>
+          <w:bCs/>
+          <w:color w:val="BF4E14" w:themeColor="accent2" w:themeShade="BF"/>
+          <w:kern w:val="0"/>
+          <w:sz w:val="16"/>
+          <w:szCs w:val="16"/>
+          <w:lang w:eastAsia="en-GB"/>
+          <w14:ligatures w14:val="none"/>
+        </w:rPr>
+        <w:t xml:space="preserve"> Pending</w:t>
       </w:r>
     </w:p>
     <w:sectPr>
